--- a/report/presentation_slides.docx
+++ b/report/presentation_slides.docx
@@ -42,7 +42,7 @@
         <w:pStyle w:val="ListBullet"/>
       </w:pPr>
       <w:r>
-        <w:t>Team Members: 1. _____________  2. _____________</w:t>
+        <w:t>Team Members: 1. Osama Haider     2. Saba Al-wesabi</w:t>
       </w:r>
     </w:p>
     <w:p>
